--- a/swh/docx/003.content.docx
+++ b/swh/docx/003.content.docx
@@ -239,18 +239,12 @@
         </w:rPr>
         <w:t xml:space="preserve">Kwa sababu damu, mradi ni katika miili yetu, iliwakilisha maisha, kupoteza damu iliwakilisha kifo. Kitu chochote ambacho ni kifo kinaashiria jinsi dhambi </w:t>
       </w:r>
-      <w:hyperlink r:id="rId13">
-        <w:r>
-          <w:rPr>
-            <w:lang w:val="sw_KE" w:bidi="sw_KE"/>
-          </w:rPr>
-          <w:rPr>
-            <w:color w:val="0000EE"/>
-            <w:u w:val="single"/>
-          </w:rPr>
-          <w:t>mbaya</w:t>
-        </w:r>
-      </w:hyperlink>
+      <w:r>
+        <w:rPr>
+          <w:lang w:val="sw_KE" w:bidi="sw_KE"/>
+        </w:rPr>
+        <w:t>mbaya</w:t>
+      </w:r>
       <w:r>
         <w:rPr>
           <w:lang w:val="sw_KE" w:bidi="sw_KE"/>
@@ -259,7 +253,6 @@
       </w:r>
       <w:r>
         <w:rPr>
-          <w:b/>
           <w:lang w:val="sw_KE" w:bidi="sw_KE"/>
         </w:rPr>
         <w:t>kumaanisha</w:t>
@@ -286,7 +279,6 @@
       </w:r>
       <w:r>
         <w:rPr>
-          <w:b/>
           <w:lang w:val="sw_KE" w:bidi="sw_KE"/>
         </w:rPr>
         <w:t>Injili</w:t>
@@ -327,7 +319,6 @@
       </w:r>
       <w:r>
         <w:rPr>
-          <w:b/>
           <w:lang w:val="sw_KE" w:bidi="sw_KE"/>
         </w:rPr>
         <w:t>dhabihu</w:t>
@@ -340,7 +331,6 @@
       </w:r>
       <w:r>
         <w:rPr>
-          <w:b/>
           <w:lang w:val="sw_KE" w:bidi="sw_KE"/>
         </w:rPr>
         <w:t>walimfanya</w:t>
@@ -353,7 +343,6 @@
       </w:r>
       <w:r>
         <w:rPr>
-          <w:b/>
           <w:lang w:val="sw_KE" w:bidi="sw_KE"/>
         </w:rPr>
         <w:t>walipomleta</w:t>
@@ -364,18 +353,12 @@
         </w:rPr>
         <w:t xml:space="preserve"> Mungu dhabihu, walikusanya damu ya mnyama ambaye walikuwa wakitoa dhabihu. Kulingana na aina ya ibada, makuhani wangenyunyiza damu kwenye </w:t>
       </w:r>
-      <w:hyperlink r:id="rId14">
-        <w:r>
-          <w:rPr>
-            <w:lang w:val="sw_KE" w:bidi="sw_KE"/>
-          </w:rPr>
-          <w:rPr>
-            <w:color w:val="0000EE"/>
-            <w:u w:val="single"/>
-          </w:rPr>
-          <w:t>madhabahu</w:t>
-        </w:r>
-      </w:hyperlink>
+      <w:r>
+        <w:rPr>
+          <w:lang w:val="sw_KE" w:bidi="sw_KE"/>
+        </w:rPr>
+        <w:t>madhabahu</w:t>
+      </w:r>
       <w:r>
         <w:rPr>
           <w:lang w:val="sw_KE" w:bidi="sw_KE"/>
@@ -396,36 +379,24 @@
         </w:rPr>
         <w:t xml:space="preserve">Damu pia ilitumiwa kufanya makubaliano rasmi, yanayoitwa </w:t>
       </w:r>
-      <w:hyperlink r:id="rId15">
-        <w:r>
-          <w:rPr>
-            <w:lang w:val="sw_KE" w:bidi="sw_KE"/>
-          </w:rPr>
-          <w:rPr>
-            <w:color w:val="0000EE"/>
-            <w:u w:val="single"/>
-          </w:rPr>
-          <w:t>agano</w:t>
-        </w:r>
-      </w:hyperlink>
+      <w:r>
+        <w:rPr>
+          <w:lang w:val="sw_KE" w:bidi="sw_KE"/>
+        </w:rPr>
+        <w:t>agano</w:t>
+      </w:r>
       <w:r>
         <w:rPr>
           <w:lang w:val="sw_KE" w:bidi="sw_KE"/>
         </w:rPr>
         <w:t xml:space="preserve">. Mungu alipofanya agano lake na </w:t>
       </w:r>
-      <w:hyperlink r:id="rId16">
-        <w:r>
-          <w:rPr>
-            <w:lang w:val="sw_KE" w:bidi="sw_KE"/>
-          </w:rPr>
-          <w:rPr>
-            <w:color w:val="0000EE"/>
-            <w:u w:val="single"/>
-          </w:rPr>
-          <w:t>Ibrahimu</w:t>
-        </w:r>
-      </w:hyperlink>
+      <w:r>
+        <w:rPr>
+          <w:lang w:val="sw_KE" w:bidi="sw_KE"/>
+        </w:rPr>
+        <w:t>Ibrahimu</w:t>
+      </w:r>
       <w:r>
         <w:rPr>
           <w:lang w:val="sw_KE" w:bidi="sw_KE"/>
@@ -434,7 +405,6 @@
       </w:r>
       <w:r>
         <w:rPr>
-          <w:b/>
           <w:lang w:val="sw_KE" w:bidi="sw_KE"/>
         </w:rPr>
         <w:t>kuwa</w:t>
@@ -447,7 +417,6 @@
       </w:r>
       <w:r>
         <w:rPr>
-          <w:b/>
           <w:lang w:val="sw_KE" w:bidi="sw_KE"/>
         </w:rPr>
         <w:t>anawasamehe</w:t>
@@ -519,36 +488,24 @@
         </w:rPr>
         <w:t>mfalme</w:t>
       </w:r>
-      <w:hyperlink r:id="rId17">
-        <w:r>
-          <w:rPr>
-            <w:lang w:val="sw_KE" w:bidi="sw_KE"/>
-          </w:rPr>
-          <w:rPr>
-            <w:color w:val="0000EE"/>
-            <w:u w:val="single"/>
-          </w:rPr>
-          <w:t xml:space="preserve"> wa pili</w:t>
-        </w:r>
-      </w:hyperlink>
+      <w:r>
+        <w:rPr>
+          <w:lang w:val="sw_KE" w:bidi="sw_KE"/>
+        </w:rPr>
+        <w:t xml:space="preserve"> wa pili</w:t>
+      </w:r>
       <w:r>
         <w:rPr>
           <w:lang w:val="sw_KE" w:bidi="sw_KE"/>
         </w:rPr>
         <w:t xml:space="preserve"> wa</w:t>
       </w:r>
-      <w:hyperlink r:id="rId18">
-        <w:r>
-          <w:rPr>
-            <w:lang w:val="sw_KE" w:bidi="sw_KE"/>
-          </w:rPr>
-          <w:rPr>
-            <w:color w:val="0000EE"/>
-            <w:u w:val="single"/>
-          </w:rPr>
-          <w:t xml:space="preserve"> Israeli. </w:t>
-        </w:r>
-      </w:hyperlink>
+      <w:r>
+        <w:rPr>
+          <w:lang w:val="sw_KE" w:bidi="sw_KE"/>
+        </w:rPr>
+        <w:t xml:space="preserve"> Israeli. </w:t>
+      </w:r>
       <w:r>
         <w:rPr>
           <w:lang w:val="sw_KE" w:bidi="sw_KE"/>
@@ -569,54 +526,36 @@
         </w:rPr>
         <w:t xml:space="preserve">Daudi alikuwa mwana wa mwisho wa mtu anayeitwa Yese. Daudi aliwatunza kondoo wa baba yake. Yese na familia yake waliishi katika kijiji kinachoitwa </w:t>
       </w:r>
-      <w:hyperlink r:id="rId19">
-        <w:r>
-          <w:rPr>
-            <w:lang w:val="sw_KE" w:bidi="sw_KE"/>
-          </w:rPr>
-          <w:rPr>
-            <w:color w:val="0000EE"/>
-            <w:u w:val="single"/>
-          </w:rPr>
-          <w:t>Bethlehemu</w:t>
-        </w:r>
-      </w:hyperlink>
+      <w:r>
+        <w:rPr>
+          <w:lang w:val="sw_KE" w:bidi="sw_KE"/>
+        </w:rPr>
+        <w:t>Bethlehemu</w:t>
+      </w:r>
       <w:r>
         <w:rPr>
           <w:lang w:val="sw_KE" w:bidi="sw_KE"/>
         </w:rPr>
         <w:t xml:space="preserve">. Ndugu zake wakubwa walikuwa askari katika jeshi la Mfalme Sauli, mfalme wa kwanza wa Israeli. Mfalme Sauli hakumtii Mungu, na kwa hivyo Mungu alikuwa amemkataa. Kwa sababu ya hiyo, Mungu alimwamuru </w:t>
       </w:r>
-      <w:hyperlink r:id="rId20">
-        <w:r>
-          <w:rPr>
-            <w:lang w:val="sw_KE" w:bidi="sw_KE"/>
-          </w:rPr>
-          <w:rPr>
-            <w:color w:val="0000EE"/>
-            <w:u w:val="single"/>
-          </w:rPr>
-          <w:t>nabii</w:t>
-        </w:r>
-      </w:hyperlink>
+      <w:r>
+        <w:rPr>
+          <w:lang w:val="sw_KE" w:bidi="sw_KE"/>
+        </w:rPr>
+        <w:t>nabii</w:t>
+      </w:r>
       <w:r>
         <w:rPr>
           <w:lang w:val="sw_KE" w:bidi="sw_KE"/>
         </w:rPr>
         <w:t xml:space="preserve"> Samweli kutia </w:t>
       </w:r>
-      <w:hyperlink r:id="rId21">
-        <w:r>
-          <w:rPr>
-            <w:lang w:val="sw_KE" w:bidi="sw_KE"/>
-          </w:rPr>
-          <w:rPr>
-            <w:color w:val="0000EE"/>
-            <w:u w:val="single"/>
-          </w:rPr>
-          <w:t>mafuta</w:t>
-        </w:r>
-      </w:hyperlink>
+      <w:r>
+        <w:rPr>
+          <w:lang w:val="sw_KE" w:bidi="sw_KE"/>
+        </w:rPr>
+        <w:t>mafuta</w:t>
+      </w:r>
       <w:r>
         <w:rPr>
           <w:lang w:val="sw_KE" w:bidi="sw_KE"/>
@@ -639,7 +578,6 @@
       </w:r>
       <w:r>
         <w:rPr>
-          <w:b/>
           <w:lang w:val="sw_KE" w:bidi="sw_KE"/>
         </w:rPr>
         <w:t>Waisraeli</w:t>
@@ -650,18 +588,12 @@
         </w:rPr>
         <w:t xml:space="preserve"> walipoteza vita na Mfalme Sauli na wanawe waliuawa. Baada ya hii, watu wa Israeli walimfanya Daudi mfalme wao. Daudi alianza kuishi katika </w:t>
       </w:r>
-      <w:hyperlink r:id="rId22">
-        <w:r>
-          <w:rPr>
-            <w:lang w:val="sw_KE" w:bidi="sw_KE"/>
-          </w:rPr>
-          <w:rPr>
-            <w:color w:val="0000EE"/>
-            <w:u w:val="single"/>
-          </w:rPr>
-          <w:t>Yerusalemu</w:t>
-        </w:r>
-      </w:hyperlink>
+      <w:r>
+        <w:rPr>
+          <w:lang w:val="sw_KE" w:bidi="sw_KE"/>
+        </w:rPr>
+        <w:t>Yerusalemu</w:t>
+      </w:r>
       <w:r>
         <w:rPr>
           <w:lang w:val="sw_KE" w:bidi="sw_KE"/>
@@ -682,18 +614,12 @@
         </w:rPr>
         <w:t xml:space="preserve">Daudi akawa mfalme mpendwa zaidi wa Israeli. Alimpenda Mungu na kumwamini. Kwa hivyo Mungu alimwita "mtu anayependeza moyo wa Mungu." Daudi alitaka sana kujenga </w:t>
       </w:r>
-      <w:hyperlink r:id="rId23">
-        <w:r>
-          <w:rPr>
-            <w:lang w:val="sw_KE" w:bidi="sw_KE"/>
-          </w:rPr>
-          <w:rPr>
-            <w:color w:val="0000EE"/>
-            <w:u w:val="single"/>
-          </w:rPr>
-          <w:t xml:space="preserve">hekalu </w:t>
-        </w:r>
-      </w:hyperlink>
+      <w:r>
+        <w:rPr>
+          <w:lang w:val="sw_KE" w:bidi="sw_KE"/>
+        </w:rPr>
+        <w:t xml:space="preserve">hekalu </w:t>
+      </w:r>
       <w:r>
         <w:rPr>
           <w:lang w:val="sw_KE" w:bidi="sw_KE"/>
@@ -702,7 +628,6 @@
       </w:r>
       <w:r>
         <w:rPr>
-          <w:b/>
           <w:lang w:val="sw_KE" w:bidi="sw_KE"/>
         </w:rPr>
         <w:t>wazao</w:t>
@@ -727,18 +652,12 @@
         </w:rPr>
         <w:t xml:space="preserve">Hii haimaanishi kwamba Daudi hakuwahi kufanya makosa yoyote. Kwa kweli, alifanya mambo ya kutisha: Alifanya </w:t>
       </w:r>
-      <w:hyperlink r:id="rId24">
-        <w:r>
-          <w:rPr>
-            <w:lang w:val="sw_KE" w:bidi="sw_KE"/>
-          </w:rPr>
-          <w:rPr>
-            <w:color w:val="0000EE"/>
-            <w:u w:val="single"/>
-          </w:rPr>
-          <w:t>uzinzi</w:t>
-        </w:r>
-      </w:hyperlink>
+      <w:r>
+        <w:rPr>
+          <w:lang w:val="sw_KE" w:bidi="sw_KE"/>
+        </w:rPr>
+        <w:t>uzinzi</w:t>
+      </w:r>
       <w:r>
         <w:rPr>
           <w:lang w:val="sw_KE" w:bidi="sw_KE"/>
@@ -747,7 +666,6 @@
       </w:r>
       <w:r>
         <w:rPr>
-          <w:b/>
           <w:lang w:val="sw_KE" w:bidi="sw_KE"/>
         </w:rPr>
         <w:t>alitubu</w:t>
@@ -760,7 +678,6 @@
       </w:r>
       <w:r>
         <w:rPr>
-          <w:b/>
           <w:lang w:val="sw_KE" w:bidi="sw_KE"/>
         </w:rPr>
         <w:t>dhambi</w:t>
@@ -773,7 +690,6 @@
       </w:r>
       <w:r>
         <w:rPr>
-          <w:b/>
           <w:lang w:val="sw_KE" w:bidi="sw_KE"/>
         </w:rPr>
         <w:t>alimsamehe</w:t>
@@ -812,18 +728,12 @@
         </w:rPr>
         <w:t xml:space="preserve">Mamia ya miaka baada ya kifo cha Daudi, taifa </w:t>
       </w:r>
-      <w:hyperlink r:id="rId25">
-        <w:r>
-          <w:rPr>
-            <w:lang w:val="sw_KE" w:bidi="sw_KE"/>
-          </w:rPr>
-          <w:rPr>
-            <w:color w:val="0000EE"/>
-            <w:u w:val="single"/>
-          </w:rPr>
-          <w:t>la Israeli</w:t>
-        </w:r>
-      </w:hyperlink>
+      <w:r>
+        <w:rPr>
+          <w:lang w:val="sw_KE" w:bidi="sw_KE"/>
+        </w:rPr>
+        <w:t>la Israeli</w:t>
+      </w:r>
       <w:r>
         <w:rPr>
           <w:lang w:val="sw_KE" w:bidi="sw_KE"/>
@@ -885,36 +795,24 @@
         </w:rPr>
         <w:t xml:space="preserve"> inamaanisha miji 10." Neno hili linarejelea eneo mashariki ya </w:t>
       </w:r>
-      <w:hyperlink r:id="rId26">
-        <w:r>
-          <w:rPr>
-            <w:lang w:val="sw_KE" w:bidi="sw_KE"/>
-          </w:rPr>
-          <w:rPr>
-            <w:color w:val="0000EE"/>
-            <w:u w:val="single"/>
-          </w:rPr>
-          <w:t>Bahari ya Galilaya</w:t>
-        </w:r>
-      </w:hyperlink>
+      <w:r>
+        <w:rPr>
+          <w:lang w:val="sw_KE" w:bidi="sw_KE"/>
+        </w:rPr>
+        <w:t>Bahari ya Galilaya</w:t>
+      </w:r>
       <w:r>
         <w:rPr>
           <w:lang w:val="sw_KE" w:bidi="sw_KE"/>
         </w:rPr>
         <w:t xml:space="preserve"> na </w:t>
       </w:r>
-      <w:hyperlink r:id="rId27">
-        <w:r>
-          <w:rPr>
-            <w:lang w:val="sw_KE" w:bidi="sw_KE"/>
-          </w:rPr>
-          <w:rPr>
-            <w:color w:val="0000EE"/>
-            <w:u w:val="single"/>
-          </w:rPr>
-          <w:t>mto Yordani</w:t>
-        </w:r>
-      </w:hyperlink>
+      <w:r>
+        <w:rPr>
+          <w:lang w:val="sw_KE" w:bidi="sw_KE"/>
+        </w:rPr>
+        <w:t>mto Yordani</w:t>
+      </w:r>
       <w:r>
         <w:rPr>
           <w:lang w:val="sw_KE" w:bidi="sw_KE"/>
@@ -923,7 +821,6 @@
       </w:r>
       <w:r>
         <w:rPr>
-          <w:b/>
           <w:lang w:val="sw_KE" w:bidi="sw_KE"/>
         </w:rPr>
         <w:t>Wayahudi</w:t>
@@ -989,36 +886,24 @@
         </w:rPr>
         <w:t xml:space="preserve"> ni zawadi kwa Mungu. Watu mara nyingi waliweka zawadi kwenye jukwaa lililotengenezwa kwa dunia au mawe makubwa, ambayo iliitwa </w:t>
       </w:r>
-      <w:hyperlink r:id="rId14">
-        <w:r>
-          <w:rPr>
-            <w:lang w:val="sw_KE" w:bidi="sw_KE"/>
-          </w:rPr>
-          <w:rPr>
-            <w:color w:val="0000EE"/>
-            <w:u w:val="single"/>
-          </w:rPr>
-          <w:t>madhabahu</w:t>
-        </w:r>
-      </w:hyperlink>
+      <w:r>
+        <w:rPr>
+          <w:lang w:val="sw_KE" w:bidi="sw_KE"/>
+        </w:rPr>
+        <w:t>madhabahu</w:t>
+      </w:r>
       <w:r>
         <w:rPr>
           <w:lang w:val="sw_KE" w:bidi="sw_KE"/>
         </w:rPr>
         <w:t xml:space="preserve">. Kusudi la dhabihu linaweza kuwa kwamba watu walitaka kumshukuru Mungu kwa kitu, </w:t>
       </w:r>
-      <w:hyperlink r:id="rId28">
-        <w:r>
-          <w:rPr>
-            <w:lang w:val="sw_KE" w:bidi="sw_KE"/>
-          </w:rPr>
-          <w:rPr>
-            <w:color w:val="0000EE"/>
-            <w:u w:val="single"/>
-          </w:rPr>
-          <w:t>kumwabudu</w:t>
-        </w:r>
-      </w:hyperlink>
+      <w:r>
+        <w:rPr>
+          <w:lang w:val="sw_KE" w:bidi="sw_KE"/>
+        </w:rPr>
+        <w:t>kumwabudu</w:t>
+      </w:r>
       <w:r>
         <w:rPr>
           <w:lang w:val="sw_KE" w:bidi="sw_KE"/>
@@ -1038,18 +923,12 @@
         </w:rPr>
         <w:t xml:space="preserve"> kwa kitu ambacho walikuwa </w:t>
       </w:r>
-      <w:hyperlink r:id="rId29">
-        <w:r>
-          <w:rPr>
-            <w:lang w:val="sw_KE" w:bidi="sw_KE"/>
-          </w:rPr>
-          <w:rPr>
-            <w:color w:val="0000EE"/>
-            <w:u w:val="single"/>
-          </w:rPr>
-          <w:t>wamefanya makosa</w:t>
-        </w:r>
-      </w:hyperlink>
+      <w:r>
+        <w:rPr>
+          <w:lang w:val="sw_KE" w:bidi="sw_KE"/>
+        </w:rPr>
+        <w:t>wamefanya makosa</w:t>
+      </w:r>
       <w:r>
         <w:rPr>
           <w:lang w:val="sw_KE" w:bidi="sw_KE"/>
@@ -1070,18 +949,12 @@
         </w:rPr>
         <w:t xml:space="preserve">Katika mwanzo wa Agano la kale, kuna hadithi kadhaa za watu wakitoa dhabihu kwa Mungu: Kaini na Abeli, Nuhu na </w:t>
       </w:r>
-      <w:hyperlink r:id="rId16">
-        <w:r>
-          <w:rPr>
-            <w:lang w:val="sw_KE" w:bidi="sw_KE"/>
-          </w:rPr>
-          <w:rPr>
-            <w:color w:val="0000EE"/>
-            <w:u w:val="single"/>
-          </w:rPr>
-          <w:t>Ibrahimu</w:t>
-        </w:r>
-      </w:hyperlink>
+      <w:r>
+        <w:rPr>
+          <w:lang w:val="sw_KE" w:bidi="sw_KE"/>
+        </w:rPr>
+        <w:t>Ibrahimu</w:t>
+      </w:r>
       <w:r>
         <w:rPr>
           <w:lang w:val="sw_KE" w:bidi="sw_KE"/>
@@ -1090,7 +963,6 @@
       </w:r>
       <w:r>
         <w:rPr>
-          <w:b/>
           <w:lang w:val="sw_KE" w:bidi="sw_KE"/>
         </w:rPr>
         <w:t>Waisraeli</w:t>
@@ -1101,72 +973,48 @@
         </w:rPr>
         <w:t xml:space="preserve"> </w:t>
       </w:r>
-      <w:hyperlink r:id="rId30">
-        <w:r>
-          <w:rPr>
-            <w:lang w:val="sw_KE" w:bidi="sw_KE"/>
-          </w:rPr>
-          <w:rPr>
-            <w:color w:val="0000EE"/>
-            <w:u w:val="single"/>
-          </w:rPr>
-          <w:t>sheria</w:t>
-        </w:r>
-      </w:hyperlink>
+      <w:r>
+        <w:rPr>
+          <w:lang w:val="sw_KE" w:bidi="sw_KE"/>
+        </w:rPr>
+        <w:t>sheria</w:t>
+      </w:r>
       <w:r>
         <w:rPr>
           <w:lang w:val="sw_KE" w:bidi="sw_KE"/>
         </w:rPr>
         <w:t xml:space="preserve"> yake kwa njia ya Musa, Mungu aliwapa watu maagizo kuhusu jinsi ya kumpa dhabihu. Watu hawakuweza kuleta dhabihu zao kwa Mungu popote walipotaka: Walipaswa kuleta dhabihu zao kwenye </w:t>
       </w:r>
-      <w:hyperlink r:id="rId31">
-        <w:r>
-          <w:rPr>
-            <w:lang w:val="sw_KE" w:bidi="sw_KE"/>
-          </w:rPr>
-          <w:rPr>
-            <w:color w:val="0000EE"/>
-            <w:u w:val="single"/>
-          </w:rPr>
-          <w:t>Hema la kukutania</w:t>
-        </w:r>
-      </w:hyperlink>
+      <w:r>
+        <w:rPr>
+          <w:lang w:val="sw_KE" w:bidi="sw_KE"/>
+        </w:rPr>
+        <w:t>Hema la kukutania</w:t>
+      </w:r>
       <w:r>
         <w:rPr>
           <w:lang w:val="sw_KE" w:bidi="sw_KE"/>
         </w:rPr>
         <w:t xml:space="preserve">, na baadaye </w:t>
       </w:r>
-      <w:hyperlink r:id="rId23">
-        <w:r>
-          <w:rPr>
-            <w:lang w:val="sw_KE" w:bidi="sw_KE"/>
-          </w:rPr>
-          <w:rPr>
-            <w:color w:val="0000EE"/>
-            <w:u w:val="single"/>
-          </w:rPr>
-          <w:t>Hekaluni</w:t>
-        </w:r>
-      </w:hyperlink>
+      <w:r>
+        <w:rPr>
+          <w:lang w:val="sw_KE" w:bidi="sw_KE"/>
+        </w:rPr>
+        <w:t>Hekaluni</w:t>
+      </w:r>
       <w:r>
         <w:rPr>
           <w:lang w:val="sw_KE" w:bidi="sw_KE"/>
         </w:rPr>
         <w:t xml:space="preserve">. Hema ilikuwa mahali ambapo Waisraeli walimwabudu Mungu. Ilikuwa hema ambalo Waisraeli wangeweza kubeba kwenda nalo wakati wa safari zao </w:t>
       </w:r>
-      <w:hyperlink r:id="rId32">
-        <w:r>
-          <w:rPr>
-            <w:lang w:val="sw_KE" w:bidi="sw_KE"/>
-          </w:rPr>
-          <w:rPr>
-            <w:color w:val="0000EE"/>
-            <w:u w:val="single"/>
-          </w:rPr>
-          <w:t>jangwani</w:t>
-        </w:r>
-      </w:hyperlink>
+      <w:r>
+        <w:rPr>
+          <w:lang w:val="sw_KE" w:bidi="sw_KE"/>
+        </w:rPr>
+        <w:t>jangwani</w:t>
+      </w:r>
       <w:r>
         <w:rPr>
           <w:lang w:val="sw_KE" w:bidi="sw_KE"/>
@@ -1189,7 +1037,6 @@
       </w:r>
       <w:r>
         <w:rPr>
-          <w:b/>
           <w:lang w:val="sw_KE" w:bidi="sw_KE"/>
         </w:rPr>
         <w:t>makuhani</w:t>
@@ -1202,7 +1049,6 @@
       </w:r>
       <w:r>
         <w:rPr>
-          <w:b/>
           <w:lang w:val="sw_KE" w:bidi="sw_KE"/>
         </w:rPr>
         <w:t>walitoa</w:t>
@@ -1213,18 +1059,12 @@
         </w:rPr>
         <w:t xml:space="preserve"> dhabihu kila siku, na kulikua pia na dhabihu za sherehe na mila. Watu pia wangeweza kuleta dhabihu kwa hiari. Dhabihu zilikuwa muhimu sana katika ibada ya Mungu. Kwa sababu Mungu ni </w:t>
       </w:r>
-      <w:hyperlink r:id="rId33">
-        <w:r>
-          <w:rPr>
-            <w:lang w:val="sw_KE" w:bidi="sw_KE"/>
-          </w:rPr>
-          <w:rPr>
-            <w:color w:val="0000EE"/>
-            <w:u w:val="single"/>
-          </w:rPr>
-          <w:t>mtakatifu</w:t>
-        </w:r>
-      </w:hyperlink>
+      <w:r>
+        <w:rPr>
+          <w:lang w:val="sw_KE" w:bidi="sw_KE"/>
+        </w:rPr>
+        <w:t>mtakatifu</w:t>
+      </w:r>
       <w:r>
         <w:rPr>
           <w:lang w:val="sw_KE" w:bidi="sw_KE"/>
@@ -1233,7 +1073,6 @@
       </w:r>
       <w:r>
         <w:rPr>
-          <w:b/>
           <w:lang w:val="sw_KE" w:bidi="sw_KE"/>
         </w:rPr>
         <w:t>dhambi</w:t>
@@ -1246,7 +1085,6 @@
       </w:r>
       <w:r>
         <w:rPr>
-          <w:b/>
           <w:lang w:val="sw_KE" w:bidi="sw_KE"/>
         </w:rPr>
         <w:t>kuja</w:t>
@@ -1271,54 +1109,36 @@
         </w:rPr>
         <w:t xml:space="preserve">Takriban miaka 40 baada ya Yesu kurudi </w:t>
       </w:r>
-      <w:hyperlink r:id="rId34">
-        <w:r>
-          <w:rPr>
-            <w:lang w:val="sw_KE" w:bidi="sw_KE"/>
-          </w:rPr>
-          <w:rPr>
-            <w:color w:val="0000EE"/>
-            <w:u w:val="single"/>
-          </w:rPr>
-          <w:t>mbinguni</w:t>
-        </w:r>
-      </w:hyperlink>
+      <w:r>
+        <w:rPr>
+          <w:lang w:val="sw_KE" w:bidi="sw_KE"/>
+        </w:rPr>
+        <w:t>mbinguni</w:t>
+      </w:r>
       <w:r>
         <w:rPr>
           <w:lang w:val="sw_KE" w:bidi="sw_KE"/>
         </w:rPr>
         <w:t xml:space="preserve">, watu wa Kirumi waliharibu </w:t>
       </w:r>
-      <w:hyperlink r:id="rId23">
-        <w:r>
-          <w:rPr>
-            <w:lang w:val="sw_KE" w:bidi="sw_KE"/>
-          </w:rPr>
-          <w:rPr>
-            <w:color w:val="0000EE"/>
-            <w:u w:val="single"/>
-          </w:rPr>
-          <w:t>Hekalu</w:t>
-        </w:r>
-      </w:hyperlink>
+      <w:r>
+        <w:rPr>
+          <w:lang w:val="sw_KE" w:bidi="sw_KE"/>
+        </w:rPr>
+        <w:t>Hekalu</w:t>
+      </w:r>
       <w:r>
         <w:rPr>
           <w:lang w:val="sw_KE" w:bidi="sw_KE"/>
         </w:rPr>
         <w:t xml:space="preserve"> la </w:t>
       </w:r>
-      <w:hyperlink r:id="rId22">
-        <w:r>
-          <w:rPr>
-            <w:lang w:val="sw_KE" w:bidi="sw_KE"/>
-          </w:rPr>
-          <w:rPr>
-            <w:color w:val="0000EE"/>
-            <w:u w:val="single"/>
-          </w:rPr>
-          <w:t>Yerusalemu</w:t>
-        </w:r>
-      </w:hyperlink>
+      <w:r>
+        <w:rPr>
+          <w:lang w:val="sw_KE" w:bidi="sw_KE"/>
+        </w:rPr>
+        <w:t>Yerusalemu</w:t>
+      </w:r>
       <w:r>
         <w:rPr>
           <w:lang w:val="sw_KE" w:bidi="sw_KE"/>
@@ -1327,7 +1147,6 @@
       </w:r>
       <w:r>
         <w:rPr>
-          <w:b/>
           <w:lang w:val="sw_KE" w:bidi="sw_KE"/>
         </w:rPr>
         <w:t>Wayahudi</w:t>
@@ -1399,18 +1218,12 @@
         </w:rPr>
         <w:t xml:space="preserve"> na Mungu, na kila mmoja, na kwa mazingira. Lakini watu walianza kumuasi Mungu. Waliacha kumwamini Mungu, na walitaka kuamua wenyewe kile ambacho kilikuwa kizuri kwao. Hawakutaka tena kukubali </w:t>
       </w:r>
-      <w:hyperlink r:id="rId35">
-        <w:r>
-          <w:rPr>
-            <w:lang w:val="sw_KE" w:bidi="sw_KE"/>
-          </w:rPr>
-          <w:rPr>
-            <w:color w:val="0000EE"/>
-            <w:u w:val="single"/>
-          </w:rPr>
-          <w:t>mamlaka</w:t>
-        </w:r>
-      </w:hyperlink>
+      <w:r>
+        <w:rPr>
+          <w:lang w:val="sw_KE" w:bidi="sw_KE"/>
+        </w:rPr>
+        <w:t>mamlaka</w:t>
+      </w:r>
       <w:r>
         <w:rPr>
           <w:lang w:val="sw_KE" w:bidi="sw_KE"/>
@@ -1446,7 +1259,6 @@
       </w:r>
       <w:r>
         <w:rPr>
-          <w:b/>
           <w:lang w:val="sw_KE" w:bidi="sw_KE"/>
         </w:rPr>
         <w:t>nzuri</w:t>
@@ -1457,18 +1269,12 @@
         </w:rPr>
         <w:t xml:space="preserve">, na ikiwa watu wanafuata sheria hizi, basi watu wataweza kuishi pamoja kwa </w:t>
       </w:r>
-      <w:hyperlink r:id="rId36">
-        <w:r>
-          <w:rPr>
-            <w:lang w:val="sw_KE" w:bidi="sw_KE"/>
-          </w:rPr>
-          <w:rPr>
-            <w:color w:val="0000EE"/>
-            <w:u w:val="single"/>
-          </w:rPr>
-          <w:t>amani</w:t>
-        </w:r>
-      </w:hyperlink>
+      <w:r>
+        <w:rPr>
+          <w:lang w:val="sw_KE" w:bidi="sw_KE"/>
+        </w:rPr>
+        <w:t>amani</w:t>
+      </w:r>
       <w:r>
         <w:rPr>
           <w:lang w:val="sw_KE" w:bidi="sw_KE"/>
@@ -1543,36 +1349,24 @@
         </w:rPr>
         <w:t xml:space="preserve">Biblia inatufundisha kwamba Yesu aliwaokoa watu wake kutoka kwa dhambi zao. Hiyo inamaanisha kwamba Mungu hatawapa watu adhabu ambayo wanastahili. Hii ni kwa sababu Yesu alichukua adhabu badala yao. Katika Agano la Kale, njia ya watu kuomba msamaha kwa </w:t>
       </w:r>
-      <w:hyperlink r:id="rId29">
-        <w:r>
-          <w:rPr>
-            <w:lang w:val="sw_KE" w:bidi="sw_KE"/>
-          </w:rPr>
-          <w:rPr>
-            <w:color w:val="0000EE"/>
-            <w:u w:val="single"/>
-          </w:rPr>
-          <w:t>dhambi</w:t>
-        </w:r>
-      </w:hyperlink>
+      <w:r>
+        <w:rPr>
+          <w:lang w:val="sw_KE" w:bidi="sw_KE"/>
+        </w:rPr>
+        <w:t>dhambi</w:t>
+      </w:r>
       <w:r>
         <w:rPr>
           <w:lang w:val="sw_KE" w:bidi="sw_KE"/>
         </w:rPr>
         <w:t xml:space="preserve"> zao ilikuwa kwa kumtolea Mungu </w:t>
       </w:r>
-      <w:hyperlink r:id="rId37">
-        <w:r>
-          <w:rPr>
-            <w:lang w:val="sw_KE" w:bidi="sw_KE"/>
-          </w:rPr>
-          <w:rPr>
-            <w:color w:val="0000EE"/>
-            <w:u w:val="single"/>
-          </w:rPr>
-          <w:t>dhabihu</w:t>
-        </w:r>
-      </w:hyperlink>
+      <w:r>
+        <w:rPr>
+          <w:lang w:val="sw_KE" w:bidi="sw_KE"/>
+        </w:rPr>
+        <w:t>dhabihu</w:t>
+      </w:r>
       <w:r>
         <w:rPr>
           <w:lang w:val="sw_KE" w:bidi="sw_KE"/>
@@ -1581,7 +1375,6 @@
       </w:r>
       <w:r>
         <w:rPr>
-          <w:b/>
           <w:lang w:val="sw_KE" w:bidi="sw_KE"/>
         </w:rPr>
         <w:t>wenye haki</w:t>
@@ -1608,7 +1401,6 @@
       </w:r>
       <w:r>
         <w:rPr>
-          <w:b/>
           <w:lang w:val="sw_KE" w:bidi="sw_KE"/>
         </w:rPr>
         <w:t>dhambi</w:t>
@@ -1633,18 +1425,12 @@
         </w:rPr>
         <w:t xml:space="preserve">Bado ni vigumu sana-hata haiwezekani-kwa watu kutofanya dhambi. Lakini Mungu ametuletea </w:t>
       </w:r>
-      <w:hyperlink r:id="rId38">
-        <w:r>
-          <w:rPr>
-            <w:lang w:val="sw_KE" w:bidi="sw_KE"/>
-          </w:rPr>
-          <w:rPr>
-            <w:color w:val="0000EE"/>
-            <w:u w:val="single"/>
-          </w:rPr>
-          <w:t>Roho wake Mtakatifu</w:t>
-        </w:r>
-      </w:hyperlink>
+      <w:r>
+        <w:rPr>
+          <w:lang w:val="sw_KE" w:bidi="sw_KE"/>
+        </w:rPr>
+        <w:t>Roho wake Mtakatifu</w:t>
+      </w:r>
       <w:r>
         <w:rPr>
           <w:lang w:val="sw_KE" w:bidi="sw_KE"/>
@@ -1667,7 +1453,6 @@
       </w:r>
       <w:r>
         <w:rPr>
-          <w:b/>
           <w:lang w:val="sw_KE" w:bidi="sw_KE"/>
         </w:rPr>
         <w:t>tunatubu</w:t>
@@ -1694,7 +1479,6 @@
       </w:r>
       <w:r>
         <w:rPr>
-          <w:b/>
           <w:lang w:val="sw_KE" w:bidi="sw_KE"/>
         </w:rPr>
         <w:t>Mafarisayo</w:t>
@@ -1707,7 +1491,6 @@
       </w:r>
       <w:r>
         <w:rPr>
-          <w:b/>
           <w:lang w:val="sw_KE" w:bidi="sw_KE"/>
         </w:rPr>
         <w:t>dhambi</w:t>
@@ -1954,18 +1737,12 @@
         </w:rPr>
         <w:t xml:space="preserve"> ni sarafu ya fedha ya Kigiriki yenye thamani ya takriban mshahara wa siku Watu katika wakati wa Yesu kwa kawaida walitumia sarafu ya fedha ya kirumi ambayo waliita dinari </w:t>
       </w:r>
-      <w:hyperlink r:id="rId39">
-        <w:r>
-          <w:rPr>
-            <w:lang w:val="sw_KE" w:bidi="sw_KE"/>
-          </w:rPr>
-          <w:rPr>
-            <w:color w:val="0000EE"/>
-            <w:u w:val="single"/>
-          </w:rPr>
-          <w:t>lakini</w:t>
-        </w:r>
-      </w:hyperlink>
+      <w:r>
+        <w:rPr>
+          <w:lang w:val="sw_KE" w:bidi="sw_KE"/>
+        </w:rPr>
+        <w:t>lakini</w:t>
+      </w:r>
       <w:r>
         <w:rPr>
           <w:lang w:val="sw_KE" w:bidi="sw_KE"/>
